--- a/DoAn2_DangHongQuan_12424070_12524W2 .docx
+++ b/DoAn2_DangHongQuan_12424070_12524W2 .docx
@@ -1299,7 +1299,9 @@
         <w:ind w:left="1" w:right="0" w:firstLine="719"/>
         <w:jc w:val="both"/>
         <w:rPr>
-          <w:szCs w:val="26"/>
+          <w:rFonts w:hint="default"/>
+          <w:szCs w:val="26"/>
+          <w:lang w:val="en-US"/>
         </w:rPr>
       </w:pPr>
       <w:r>
@@ -1319,7 +1321,15 @@
         <w:rPr>
           <w:szCs w:val="26"/>
         </w:rPr>
-        <w:t xml:space="preserve">” là kết quả thực hiện của bản thân em dưới sự hướng dẫn của ……………….. </w:t>
+        <w:t xml:space="preserve">” là kết quả thực hiện của bản thân em dưới sự hướng dẫn của </w:t>
+      </w:r>
+      <w:r>
+        <w:rPr>
+          <w:rFonts w:hint="default"/>
+          <w:szCs w:val="26"/>
+          <w:lang w:val="en-US"/>
+        </w:rPr>
+        <w:t>giảng viên Ngô Thanh Huyền</w:t>
       </w:r>
     </w:p>
     <w:p>
@@ -1570,7 +1580,23 @@
         <w:rPr>
           <w:szCs w:val="26"/>
         </w:rPr>
-        <w:t>Đặc biệt em xin chân thành cảm ơn ……………………………… đã rất tận tình hướng dẫn, chỉ bảo em trong suốt thời gian thực hiện đồ án vừa qua.</w:t>
+        <w:t xml:space="preserve">Đặc biệt em xin chân thành cảm ơn </w:t>
+      </w:r>
+      <w:r>
+        <w:rPr>
+          <w:rFonts w:hint="default"/>
+          <w:szCs w:val="26"/>
+          <w:lang w:val="en-US"/>
+        </w:rPr>
+        <w:t>giảng viên Ngô Thanh Huyền</w:t>
+      </w:r>
+      <w:bookmarkStart w:id="39" w:name="_GoBack"/>
+      <w:bookmarkEnd w:id="39"/>
+      <w:r>
+        <w:rPr>
+          <w:szCs w:val="26"/>
+        </w:rPr>
+        <w:t xml:space="preserve"> đã rất tận tình hướng dẫn, chỉ bảo em trong suốt thời gian thực hiện đồ án vừa qua.</w:t>
       </w:r>
     </w:p>
     <w:p>
@@ -9525,7 +9551,7 @@
     <w:lsdException w:unhideWhenUsed="0" w:uiPriority="0" w:semiHidden="0" w:name="index 8"/>
     <w:lsdException w:unhideWhenUsed="0" w:uiPriority="0" w:semiHidden="0" w:name="index 9"/>
     <w:lsdException w:qFormat="1" w:unhideWhenUsed="0" w:uiPriority="0" w:semiHidden="0" w:name="toc 1"/>
-    <w:lsdException w:unhideWhenUsed="0" w:uiPriority="0" w:semiHidden="0" w:name="toc 2"/>
+    <w:lsdException w:qFormat="1" w:unhideWhenUsed="0" w:uiPriority="0" w:semiHidden="0" w:name="toc 2"/>
     <w:lsdException w:qFormat="1" w:unhideWhenUsed="0" w:uiPriority="0" w:semiHidden="0" w:name="toc 3"/>
     <w:lsdException w:unhideWhenUsed="0" w:uiPriority="0" w:semiHidden="0" w:name="toc 4"/>
     <w:lsdException w:qFormat="1" w:unhideWhenUsed="0" w:uiPriority="0" w:semiHidden="0" w:name="toc 5"/>
@@ -10009,6 +10035,7 @@
     <w:name w:val="toc 2"/>
     <w:basedOn w:val="1"/>
     <w:next w:val="1"/>
+    <w:qFormat/>
     <w:uiPriority w:val="0"/>
     <w:pPr>
       <w:tabs>
